--- a/guess-what/unit-8-at-the-beach/lesson-plans.docx
+++ b/guess-what/unit-8-at-the-beach/lesson-plans.docx
@@ -165,7 +165,7 @@
                 <w:i w:val="0"/>
                 <w:sz w:val="20"/>
               </w:rPr>
-              <w:t>sun, burger, chips, sunglasses, swimsuit, shorts, towel, shell, sea, sand</w:t>
+              <w:t>sun, burger, fries, sunglasses, swimsuit, shorts, towel, shell, ocean, sand</w:t>
             </w:r>
           </w:p>
         </w:tc>
@@ -281,7 +281,7 @@
                 <w:i w:val="0"/>
                 <w:sz w:val="20"/>
               </w:rPr>
-              <w:t>Reading: What do you like doing on holiday?</w:t>
+              <w:t>Reading: What do you like doing on vacation?</w:t>
             </w:r>
           </w:p>
         </w:tc>
@@ -489,7 +489,7 @@
                 <w:i w:val="0"/>
                 <w:sz w:val="20"/>
               </w:rPr>
-              <w:t>Maths — Are sea animals symmetrical?</w:t>
+              <w:t>Math — Are ocean animals symmetrical?</w:t>
             </w:r>
           </w:p>
         </w:tc>
@@ -929,7 +929,7 @@
                 <w:i w:val="0"/>
                 <w:sz w:val="21"/>
               </w:rPr>
-              <w:t>chips / fries</w:t>
+              <w:t>fries</w:t>
             </w:r>
           </w:p>
         </w:tc>
@@ -1507,7 +1507,7 @@
                 <w:i w:val="0"/>
                 <w:sz w:val="21"/>
               </w:rPr>
-              <w:t>sea / ocean</w:t>
+              <w:t>ocean</w:t>
             </w:r>
           </w:p>
         </w:tc>
@@ -1532,7 +1532,7 @@
                 <w:i w:val="0"/>
                 <w:sz w:val="21"/>
               </w:rPr>
-              <w:t>dengiz, okean</w:t>
+              <w:t>okean</w:t>
             </w:r>
           </w:p>
         </w:tc>
@@ -2406,7 +2406,7 @@
                 <w:i w:val="0"/>
                 <w:sz w:val="20"/>
               </w:rPr>
-              <w:t xml:space="preserve">  (by the end of the lesson pupils can…)</w:t>
+              <w:t xml:space="preserve">  (by the end of the lesson students can…)</w:t>
             </w:r>
           </w:p>
         </w:tc>
@@ -2443,7 +2443,7 @@
                 <w:i w:val="0"/>
                 <w:sz w:val="20"/>
               </w:rPr>
-              <w:t>• say what they can see or have at the beach: I've got sunglasses.</w:t>
+              <w:t>• say what they can see or have at the beach: I have sunglasses.</w:t>
             </w:r>
           </w:p>
         </w:tc>
@@ -2495,7 +2495,7 @@
                 <w:i w:val="0"/>
                 <w:sz w:val="20"/>
               </w:rPr>
-              <w:t>• sun, burger, chips, sunglasses, swimsuit, shorts, towel, shell, sea, sand</w:t>
+              <w:t>• sun, burger, fries, sunglasses, swimsuit, shorts, towel, shell, ocean, sand</w:t>
             </w:r>
           </w:p>
         </w:tc>
@@ -2966,7 +2966,7 @@
                 <w:i w:val="0"/>
                 <w:sz w:val="19"/>
               </w:rPr>
-              <w:t>: pupils say 'In my bag there's a towel' and add one more item each, chain-style (use the words learned so far).</w:t>
+              <w:t>: students say 'In my bag there's a towel' and add one more item each, chain-style (use the words learned so far).</w:t>
             </w:r>
           </w:p>
         </w:tc>
@@ -3069,7 +3069,7 @@
                 <w:i w:val="0"/>
                 <w:sz w:val="19"/>
               </w:rPr>
-              <w:t>Present the ten words with flashcards and gestures (put on sunglasses, wave for the sea). Note 'shorts' and 'sunglasses' are always plural. Student's Book: *Listen and point*, *Listen, point and repeat*.</w:t>
+              <w:t>Present the ten words with flashcards and gestures (put on sunglasses, wave for the ocean). Note 'shorts' and 'sunglasses' are always plural. Student's Book: *Listen and point*, *Listen, point and repeat*.</w:t>
             </w:r>
           </w:p>
         </w:tc>
@@ -3427,7 +3427,7 @@
                 <w:i w:val="0"/>
                 <w:sz w:val="19"/>
               </w:rPr>
-              <w:t>Teacher says a word; pupils hold up the right card. Homework.</w:t>
+              <w:t>Teacher says a word; students hold up the right card. Homework.</w:t>
             </w:r>
           </w:p>
         </w:tc>
@@ -3507,7 +3507,7 @@
           <w:i w:val="0"/>
           <w:sz w:val="22"/>
         </w:rPr>
-        <w:t xml:space="preserve"> Point at cards for 5 pupils; note gaps.</w:t>
+        <w:t xml:space="preserve"> Point at cards for 5 students; note gaps.</w:t>
       </w:r>
     </w:p>
     <w:tbl>
@@ -3570,7 +3570,7 @@
                 <w:i w:val="0"/>
                 <w:sz w:val="22"/>
               </w:rPr>
-              <w:t>'chips' (Britaniya) = 'fries' (AQSh). 'sea' va 'ocean': dengiz / okean.</w:t>
+              <w:t>'fries' — qovurilgan kartoshka (britaniyacha 'chips'). 'ocean' — okean ('sea' — dengiz); plyaj haqida gapirganda 'ocean'.</w:t>
             </w:r>
           </w:p>
           <w:p>
@@ -3585,7 +3585,7 @@
                 <w:i w:val="0"/>
                 <w:sz w:val="22"/>
               </w:rPr>
-              <w:t>Support: picture-only cards. Extension: add colours to each item.</w:t>
+              <w:t>Support: picture-only cards. Extension: add colors to each item.</w:t>
             </w:r>
           </w:p>
         </w:tc>
@@ -3706,7 +3706,7 @@
                 <w:i w:val="0"/>
                 <w:sz w:val="20"/>
               </w:rPr>
-              <w:t xml:space="preserve">  (by the end of the lesson pupils can…)</w:t>
+              <w:t xml:space="preserve">  (by the end of the lesson students can…)</w:t>
             </w:r>
           </w:p>
         </w:tc>
@@ -4158,7 +4158,7 @@
                 <w:i w:val="0"/>
                 <w:sz w:val="19"/>
               </w:rPr>
-              <w:t>Hold up a pupil's bag: 'Whose bag is this?' Wait for 'It's mine!' or 'It's Aziz's.'</w:t>
+              <w:t>Hold up a student's bag: 'Whose bag is this?' Wait for 'It's mine!' or 'It's Aziz's.'</w:t>
             </w:r>
           </w:p>
         </w:tc>
@@ -4592,7 +4592,7 @@
                 <w:i w:val="0"/>
                 <w:sz w:val="19"/>
               </w:rPr>
-              <w:t>: one pupil is the teacher with items; others claim them: 'Whose shoes are these?' — 'They're mine!'</w:t>
+              <w:t>: one student is the teacher with items; others claim them: 'Whose shoes are these?' — 'They're mine!'</w:t>
             </w:r>
           </w:p>
         </w:tc>
@@ -4976,7 +4976,7 @@
                 <w:i w:val="0"/>
                 <w:sz w:val="20"/>
               </w:rPr>
-              <w:t xml:space="preserve">  (by the end of the lesson pupils can…)</w:t>
+              <w:t xml:space="preserve">  (by the end of the lesson students can…)</w:t>
             </w:r>
           </w:p>
         </w:tc>
@@ -5013,7 +5013,7 @@
                 <w:i w:val="0"/>
                 <w:sz w:val="20"/>
               </w:rPr>
-              <w:t>• use colour + one to point at a thing</w:t>
+              <w:t>• use color + one to point at a thing</w:t>
             </w:r>
           </w:p>
         </w:tc>
@@ -5129,7 +5129,7 @@
                 <w:i w:val="0"/>
                 <w:sz w:val="20"/>
               </w:rPr>
-              <w:t>• Coloured paper 'towels' in different colours</w:t>
+              <w:t>• Colored paper 'towels' in different colors</w:t>
             </w:r>
             <w:r>
               <w:br/>
@@ -5416,7 +5416,7 @@
                 <w:i w:val="0"/>
                 <w:sz w:val="19"/>
               </w:rPr>
-              <w:t>Hold up three coloured papers: 'Which one is mine?' Elicit 'The red one.'</w:t>
+              <w:t>Hold up three colored papers: 'Which one is mine?' Elicit 'The red one.'</w:t>
             </w:r>
           </w:p>
         </w:tc>
@@ -5521,7 +5521,7 @@
                 <w:i w:val="0"/>
                 <w:sz w:val="19"/>
               </w:rPr>
-              <w:t>Colour flash</w:t>
+              <w:t>Color flash</w:t>
             </w:r>
             <w:r>
               <w:rPr>
@@ -5530,7 +5530,7 @@
                 <w:i w:val="0"/>
                 <w:sz w:val="19"/>
               </w:rPr>
-              <w:t>: hold up a colour; pupils say the colour and 'one': 'The blue one!'</w:t>
+              <w:t>: hold up a color; students say the color and 'one': 'The blue one!'</w:t>
             </w:r>
           </w:p>
         </w:tc>
@@ -5633,7 +5633,7 @@
                 <w:i w:val="0"/>
                 <w:sz w:val="19"/>
               </w:rPr>
-              <w:t>Stick three towels on the board with owners (Anna, the boys, Mum and Dad). Model: 'Which towel is theirs? The yellow one.' Write the pattern and colour theirs / one.</w:t>
+              <w:t>Stick three towels on the board with owners (Anna, the boys, Mom and Dad). Model: 'Which towel is theirs? The yellow one.' Write the pattern and color theirs / one.</w:t>
             </w:r>
           </w:p>
         </w:tc>
@@ -5850,7 +5850,7 @@
                 <w:i w:val="0"/>
                 <w:sz w:val="19"/>
               </w:rPr>
-              <w:t>: pairs — A describes a beach scene ('The red towel is hers.'), B draws and colours it; compare.</w:t>
+              <w:t>: pairs — A describes a beach scene ('The red towel is hers.'), B draws and colors it; compare.</w:t>
             </w:r>
           </w:p>
         </w:tc>
@@ -5955,7 +5955,7 @@
                 <w:i w:val="0"/>
                 <w:sz w:val="19"/>
               </w:rPr>
-              <w:t>Teacher points at a towel; pupils say whose it is. Homework.</w:t>
+              <w:t>Teacher points at a towel; students say whose it is. Homework.</w:t>
             </w:r>
           </w:p>
         </w:tc>
@@ -6012,7 +6012,7 @@
           <w:i w:val="0"/>
           <w:sz w:val="22"/>
         </w:rPr>
-        <w:t xml:space="preserve"> Activity Book grammar page; draw three towels and write whose they are.</w:t>
+        <w:t xml:space="preserve"> Workbook grammar page; draw three towels and write whose they are.</w:t>
       </w:r>
     </w:p>
     <w:p>
@@ -6035,7 +6035,7 @@
           <w:i w:val="0"/>
           <w:sz w:val="22"/>
         </w:rPr>
-        <w:t xml:space="preserve"> Check colour + one and possessive pronouns in the dictation.</w:t>
+        <w:t xml:space="preserve"> Check color + one and possessive pronouns in the dictation.</w:t>
       </w:r>
     </w:p>
     <w:tbl>
@@ -6116,7 +6116,7 @@
                 <w:i w:val="0"/>
                 <w:sz w:val="22"/>
               </w:rPr>
-              <w:t>Support: give colour words on the board. Extension: add 'and the blue one is mine.'</w:t>
+              <w:t>Support: give color words on the board. Extension: add 'and the blue one is mine.'</w:t>
             </w:r>
           </w:p>
         </w:tc>
@@ -6140,7 +6140,7 @@
           <w:color w:val="1B6CA8"/>
           <w:sz w:val="28"/>
         </w:rPr>
-        <w:t>Lesson 4: What do you like doing on holiday?</w:t>
+        <w:t>Lesson 4: What do you like doing on vacation?</w:t>
       </w:r>
     </w:p>
     <w:tbl>
@@ -6201,7 +6201,7 @@
                 <w:i w:val="0"/>
                 <w:sz w:val="20"/>
               </w:rPr>
-              <w:t>Skills: Reading and writing — a holiday text and a postcard</w:t>
+              <w:t>Skills: Reading and writing — a vacation text and a postcard</w:t>
             </w:r>
           </w:p>
         </w:tc>
@@ -6237,7 +6237,7 @@
                 <w:i w:val="0"/>
                 <w:sz w:val="20"/>
               </w:rPr>
-              <w:t xml:space="preserve">  (by the end of the lesson pupils can…)</w:t>
+              <w:t xml:space="preserve">  (by the end of the lesson students can…)</w:t>
             </w:r>
           </w:p>
         </w:tc>
@@ -6262,7 +6262,7 @@
                 <w:i w:val="0"/>
                 <w:sz w:val="20"/>
               </w:rPr>
-              <w:t>• read a short text about a holiday and answer questions</w:t>
+              <w:t>• read a short text about a vacation and answer questions</w:t>
             </w:r>
             <w:r>
               <w:br/>
@@ -6326,7 +6326,7 @@
                 <w:i w:val="0"/>
                 <w:sz w:val="20"/>
               </w:rPr>
-              <w:t>• holiday · postcard · Dear … · Love, …</w:t>
+              <w:t>• vacation · postcard · Dear … · Love, …</w:t>
             </w:r>
             <w:r>
               <w:br/>
@@ -6677,7 +6677,7 @@
                 <w:i w:val="0"/>
                 <w:sz w:val="19"/>
               </w:rPr>
-              <w:t>Ask 'Where do you go on holiday?' and collect answers on the board.</w:t>
+              <w:t>Ask 'Where do you go on vacation?' and collect answers on the board.</w:t>
             </w:r>
           </w:p>
         </w:tc>
@@ -6782,7 +6782,7 @@
                 <w:i w:val="0"/>
                 <w:sz w:val="19"/>
               </w:rPr>
-              <w:t>Holiday charades</w:t>
+              <w:t>Vacation charades</w:t>
             </w:r>
             <w:r>
               <w:rPr>
@@ -6791,7 +6791,7 @@
                 <w:i w:val="0"/>
                 <w:sz w:val="19"/>
               </w:rPr>
-              <w:t>: mime holiday activities (swimming, eating, sunbathing); the class guesses.</w:t>
+              <w:t>: mime vacation activities (swimming, eating, sunbathing); the class guesses.</w:t>
             </w:r>
           </w:p>
         </w:tc>
@@ -6894,7 +6894,7 @@
                 <w:i w:val="0"/>
                 <w:sz w:val="19"/>
               </w:rPr>
-              <w:t>Before reading: look at the pictures and predict. Read aloud once while pupils underline the activities. Check new words with pictures.</w:t>
+              <w:t>Before reading: look at the pictures and predict. Read aloud once while students underline the activities. Check new words with pictures.</w:t>
             </w:r>
           </w:p>
         </w:tc>
@@ -7102,7 +7102,7 @@
                 <w:i w:val="0"/>
                 <w:sz w:val="19"/>
               </w:rPr>
-              <w:t>Writing: pupils write a postcard using the frame in Worksheet B exercise E and decorate it.</w:t>
+              <w:t>Writing: students write a postcard using the frame in Worksheet B exercise E and decorate it.</w:t>
             </w:r>
           </w:p>
         </w:tc>
@@ -7207,7 +7207,7 @@
                 <w:i w:val="0"/>
                 <w:sz w:val="19"/>
               </w:rPr>
-              <w:t>Post the postcards on a class 'holiday wall' and read two aloud. Homework.</w:t>
+              <w:t>Post the postcards on a class 'vacation wall' and read two aloud. Homework.</w:t>
             </w:r>
           </w:p>
         </w:tc>
@@ -7471,7 +7471,7 @@
                 <w:i w:val="0"/>
                 <w:sz w:val="20"/>
               </w:rPr>
-              <w:t xml:space="preserve">  (by the end of the lesson pupils can…)</w:t>
+              <w:t xml:space="preserve">  (by the end of the lesson students can…)</w:t>
             </w:r>
           </w:p>
         </w:tc>
@@ -8055,7 +8055,7 @@
                 <w:i w:val="0"/>
                 <w:sz w:val="19"/>
               </w:rPr>
-              <w:t>: pupils draw a quick card for a friend and say 'Thank you for being my friend.'</w:t>
+              <w:t>: students draw a quick card for a friend and say 'Thank you for being my friend.'</w:t>
             </w:r>
           </w:p>
         </w:tc>
@@ -8263,7 +8263,7 @@
                 <w:i w:val="0"/>
                 <w:sz w:val="19"/>
               </w:rPr>
-              <w:t>Talk time: model 'Shall we go by bus?', practise with transport cards in open and closed pairs. Say it!: listen, repeat, find more f / ph words.</w:t>
+              <w:t>Talk time: model 'Shall we go by bus?', practice with transport cards in open and closed pairs. Say it!: listen, repeat, find more f / ph words.</w:t>
             </w:r>
           </w:p>
         </w:tc>
@@ -8537,7 +8537,7 @@
           <w:i w:val="0"/>
           <w:sz w:val="22"/>
         </w:rPr>
-        <w:t xml:space="preserve"> Activity Book story page; plan a family trip in English.</w:t>
+        <w:t xml:space="preserve"> Workbook story page; plan a family trip in English.</w:t>
       </w:r>
     </w:p>
     <w:p>
@@ -8647,7 +8647,7 @@
           <w:color w:val="1B6CA8"/>
           <w:sz w:val="28"/>
         </w:rPr>
-        <w:t>Lesson 6: Symmetry in the sea</w:t>
+        <w:t>Lesson 6: Symmetry in the ocean</w:t>
       </w:r>
     </w:p>
     <w:tbl>
@@ -8708,7 +8708,7 @@
                 <w:i w:val="0"/>
                 <w:sz w:val="20"/>
               </w:rPr>
-              <w:t>CLIL Maths — Are sea animals symmetrical?</w:t>
+              <w:t>CLIL Math — Are ocean animals symmetrical?</w:t>
             </w:r>
           </w:p>
         </w:tc>
@@ -8744,7 +8744,7 @@
                 <w:i w:val="0"/>
                 <w:sz w:val="20"/>
               </w:rPr>
-              <w:t xml:space="preserve">  (by the end of the lesson pupils can…)</w:t>
+              <w:t xml:space="preserve">  (by the end of the lesson students can…)</w:t>
             </w:r>
           </w:p>
         </w:tc>
@@ -9401,7 +9401,7 @@
                 <w:i w:val="0"/>
                 <w:sz w:val="19"/>
               </w:rPr>
-              <w:t>Explain symmetry: fold a picture in half — if both halves match, it is symmetrical. Show sea animal pictures and test them with folded paper or a mirror line.</w:t>
+              <w:t>Explain symmetry: fold a picture in half — if both halves match, it is symmetrical. Show ocean animal pictures and test them with folded paper or a mirror line.</w:t>
             </w:r>
           </w:p>
         </w:tc>
@@ -9506,7 +9506,7 @@
                 <w:i w:val="0"/>
                 <w:sz w:val="19"/>
               </w:rPr>
-              <w:t>Student's Book CLIL activities; pupils draw the line of symmetry on pictures.</w:t>
+              <w:t>Student's Book CLIL activities; students draw the line of symmetry on pictures.</w:t>
             </w:r>
           </w:p>
         </w:tc>
@@ -9723,7 +9723,7 @@
                 <w:i w:val="0"/>
                 <w:sz w:val="19"/>
               </w:rPr>
-              <w:t>Gallery walk: pupils say whether each art piece is symmetrical. Homework.</w:t>
+              <w:t>Gallery walk: students say whether each art piece is symmetrical. Homework.</w:t>
             </w:r>
           </w:p>
         </w:tc>
@@ -9866,7 +9866,7 @@
                 <w:i w:val="0"/>
                 <w:sz w:val="22"/>
               </w:rPr>
-              <w:t>Support: pre-folded paper. Extension: draw own symmetrical sea animal.</w:t>
+              <w:t>Support: pre-folded paper. Extension: draw own symmetrical ocean animal.</w:t>
             </w:r>
           </w:p>
         </w:tc>
@@ -9890,7 +9890,7 @@
           <w:color w:val="1B6CA8"/>
           <w:sz w:val="28"/>
         </w:rPr>
-        <w:t>Lesson 7: Unit 8 revision and quiz</w:t>
+        <w:t>Lesson 7: Unit 8 review and quiz</w:t>
       </w:r>
     </w:p>
     <w:tbl>
@@ -9951,7 +9951,7 @@
                 <w:i w:val="0"/>
                 <w:sz w:val="20"/>
               </w:rPr>
-              <w:t>Revision of Unit 8; quick quiz</w:t>
+              <w:t>Review of Unit 8; quick quiz</w:t>
             </w:r>
           </w:p>
         </w:tc>
@@ -9987,7 +9987,7 @@
                 <w:i w:val="0"/>
                 <w:sz w:val="20"/>
               </w:rPr>
-              <w:t xml:space="preserve">  (by the end of the lesson pupils can…)</w:t>
+              <w:t xml:space="preserve">  (by the end of the lesson students can…)</w:t>
             </w:r>
           </w:p>
         </w:tc>
@@ -11088,7 +11088,7 @@
                 <w:i w:val="0"/>
                 <w:sz w:val="22"/>
               </w:rPr>
-              <w:t>Weak pupils: read instructions aloud. Extension: write a postcard from the beach.</w:t>
+              <w:t>Weak students: read instructions aloud. Extension: write a postcard from the beach.</w:t>
             </w:r>
           </w:p>
         </w:tc>
@@ -11209,7 +11209,7 @@
                 <w:i w:val="0"/>
                 <w:sz w:val="20"/>
               </w:rPr>
-              <w:t xml:space="preserve">  (by the end of the lesson pupils can…)</w:t>
+              <w:t xml:space="preserve">  (by the end of the lesson students can…)</w:t>
             </w:r>
           </w:p>
         </w:tc>
@@ -11374,7 +11374,7 @@
                 <w:i w:val="0"/>
                 <w:sz w:val="20"/>
               </w:rPr>
-              <w:t>• Activity Book review pages</w:t>
+              <w:t>• Workbook review pages</w:t>
             </w:r>
           </w:p>
         </w:tc>
@@ -11959,7 +11959,7 @@
                 <w:i w:val="0"/>
                 <w:sz w:val="19"/>
               </w:rPr>
-              <w:t>Pupils do the Review activities in pairs (listening / speaking / games). Monitor and note errors.</w:t>
+              <w:t>Students do the Review activities in pairs (listening / speaking / games). Monitor and note errors.</w:t>
             </w:r>
           </w:p>
         </w:tc>
@@ -12176,7 +12176,7 @@
                 <w:i w:val="0"/>
                 <w:sz w:val="19"/>
               </w:rPr>
-              <w:t>Pupils write what they are proud of in English this year. Homework.</w:t>
+              <w:t>Students write what they are proud of in English this year. Homework.</w:t>
             </w:r>
           </w:p>
         </w:tc>
@@ -12233,7 +12233,7 @@
           <w:i w:val="0"/>
           <w:sz w:val="22"/>
         </w:rPr>
-        <w:t xml:space="preserve"> Activity Book review pages.</w:t>
+        <w:t xml:space="preserve"> Workbook review pages.</w:t>
       </w:r>
     </w:p>
     <w:p>
@@ -12319,7 +12319,7 @@
                 <w:i w:val="0"/>
                 <w:sz w:val="22"/>
               </w:rPr>
-              <w:t>Support: give the chant text to read along. Extension: pupils create a new verse.</w:t>
+              <w:t>Support: give the chant text to read along. Extension: students create a new verse.</w:t>
             </w:r>
           </w:p>
         </w:tc>
